--- a/arb/docx/40.content.docx
+++ b/arb/docx/40.content.docx
@@ -178,13 +178,6 @@
         <w:rPr>
           <w:lang w:val="ar_AE" w:bidi="ar_AE"/>
         </w:rPr>
-      </w:r>
-      <w:r>
-        <w:rPr>
-          <w:i/>
-          <w:lang w:val="ar_AE" w:bidi="ar_AE"/>
-        </w:rPr>
-        <w:t>متى 1:1, متى 1:1–23:2, متى 5:1, متى 7:1, متى 8:1, متى 11:1, متى 12:1, متى 12:1–16, متى 16:1, متى 17:1, متى 18:1, متى 19:1, متى 20:1, متى 21:1, متى 22:1–23, متى 25:1, متى 1:2, متى 1:2–2, متى 2:2, متى 3:2, متى 4:2, متى 6:2, متى 8:2–10, متى 11:2, متى 13:2–15, متى 15:2, متى 16:2, متى 18:2, متى 19:2, متى 20:2–21, متى 22:2, متى 23:2, متى 1:3, متى 2:3, متى 3:3, متى 4:3, متى 5:3–6, متى 7:3, متى 8:3, متى 9:3, متي 11:3, متى 12:3, متى 14:3, متى 15:3, متى 16:3, متى 17:3, متى 1:4, متى 1:4–11, متى 2:4, متى 3:4–4, متى 5:4–7, متى 7:4, متى 8:4–9, متى11:4, متى 12:4, متى 12:4–1:11, متى 13:4, متى 17:4, متى 18:4, متى 18:4–22, متى 19:4, متى 20:4–22, متى 23:4, متي 23:4–25, متى 24:4–25, متى 1:5–29:7, متى 3:5, متى 4:5, متى 5:5, متى 6:5, متى 7:5, متى 8:5, متى 9:5, متى 10:5–11, متى 12:5, متى 13:5, متى 13:5–16, متى 14:5, متى 16:5, متى 17:5, متى 19:5, متى 20:5, متى 21:5, متى 21:5–47, متى 22:5, متى 23:5–26, متى 27:5–30, متى 29:5, متى 29:5–30, متى 31:5, متى 31:5–32, متى 32:5, متى 33:5–37, متى 38:5–42, متى 41:5, متى 42:5, متى 43:5–47, متى 45:5, متى 47:5, متى 48:5, متى 1:6, متى 2:6, متى 4:6, متى 5:6, متى 6:6, متى 7:6–8, متى 9:6, متى 9:6–13, متى 10:6, متى 11:6, متى 12:6, متى 13:6, متى 16:6, متى 20:6, متى 22:6, متى 24:6, متى 25:6–34, متى 26:6, متى 30:6, متى 32:6, متى 33:6, متى 1:7, متى 3:7–5, متى 6:7, متى 7:7–8, متى 12:7, متى 13:7, متى 13:7–27, متى 14:7, متى 15:7–20, متى 16:7–17, متى 18:7, متى 21:7, متى 22:7, متى 23:7, متى 24:7, متى 24:7–27, متى 25:7–27, متى 28:7–29, متى 1:8–34:9, متى 2:8, متى 3:8, متى 4:8, متى 5:8, متى 5:8–13, متى 7:8, متى 8:8–10, متى 11:8–12, متى 16:8, متى 16:8–17, متى 17:8, متى 18:8–22, متى 19:8, متى 20:8, متى 21:8, متى 22:8, متى 23:8–27, متى 24:8, متى 27:8, متى 28:8, متى 28:8–34, متى 29:8, متى 31:8, متى 32:8, متى 34:8, متى 1:9, متى 1:9–17, متى 3:9, متى 5:9, متى 6:9, متى 8:9, متى 9:9, متى 9:9–13, متى 10:9, متي 13:9, متي 14:9, متي 15:9, متي 16:9–17, متي 18:9, متي 18:9–34, متي 20:9, متى 22:9, متى 23:9, متى 24:9, متى 27:9, متى 28:9, متى 32:9, متى 32:9–34, متى 35:9, متى 35:9–1:11, متى 36:9, متى 37:9–38, متى 1:10, متى 2:10, متى 2:10–4, متى 3:10, متى 4:10, متى 5:10, متى 6:10, متى 7:10–8, متى 8:10, متى 9:10–10, متى 12:10, متى 13:10, متى 14:10, متى 15:10, متى 16:10, متى 10: 19–20, متى 21:10–22, متى 23:10, متى 25:10, متى 28:10, متى 29:10–31, متى 32:10–33, متى 34:10, متى 34:10–39, متى 37:10–39, متى 41:10, متى 42:10, متى 2:11, متى 2:11–19, متى 2:11–34.20, متى 5:11, متى 6:11, متى 7:11, متى 11:11, متى 12:11, متى 14:11–15, متى 16:11–19, متى 18:11–19, متى 20:11–24, متى 21:11–24, متى 23:11, متى 25:11, متى 25:11–30, متى 27:11, متى 28:11, متى 29:11–30, متى 1:12, متى 1:12–8, متى 1:12–14, متى 3:12–4, متى 3:12–7, متى 5:12–6, متى 7:12, متى 8:12, متى 9:12, متى 9:12–14, متى 10:12, متى 11:12–12, متى 15:12–21, متى 18:12, متى 20:12, متى 22:12–45, متى 23:12, متى 24:12, متى 26:12, متى 27:12, متى 28:12, متى 29:12, متى 31:12, متى 32:12, متى 33:12–37, متى 36:12–37, متى 38:12, متى 39:12–40, متى 41:12–42, متى 42:12, متى 43:12, متى 43:12–45, متى 48:12–50, متى 1:13–53, متى 3:13–9, متى 13:10, متى 11:13, متى 11:13–15, متى 13:13, متى 14:13–15, متى 16:13–17, متى 19:13, متى 20:13–21, متى 22:13, متى 23:13, متى 24:13–30, متى 25:13, متى 28:13–30, متى 31:13–33, متى 33:13, متى 34:13–35, متى 36:13, متى 36:13–43, متى 38:13, متى 40:13–42, متى 41:13, متى 43:13, متى 44:13, متى 44:13–46, متى 47:13–50, متى 49:13, متى 51:13, متى 52:13, متى 54:13–58, متى 55:13–56, متى 57:13, متى 58:13, متى 1:14, متى 2:14, متى 3:14–12, متى 4:14, متى 6:14, متى 7:14, متى 8:14, متى 13:14–21, متى 21:14, متى 22:14, متى 22:14–33, متى 23:14, متى 25:14, متى 27:14, متى 14: 34–36, متى 1:15, متى 1:15–20, متى 2:15, متى 5:15, متى 6:15, متى 7:15, متى 11:15, متى 13:15, متى 21:15–28, متى 22:15, متى 23:15, متى 26:15, متى 29:15–31, متى 32:15–39, متى 39:15, متى 1:16–12, متى 2:16–3, متى 3:16, متى 9:16–10, متى 11:16–12, متى 13:16, متى 14:16, متى 16:16, متى 17:16, متى 18:16, متى 19:16, متى 21:16, متى 21:16–28, متى 22:16, متى 23:16, متى 24:16, متى 25:16, متى 26:16, متى 27:16, متى 28:16, متى 1:17, متى 2:17, متى 3:17, متى 4:17, متى 5:17, متى 6:17–7, متى 9:17, متى 10:17–13, متى 17:17, متى 20:17, متى 22:17, متى 24:17, متى 25:17–26, متى 1:18, متى 1:18–35, متى 3:18, متى 5:18, متى 6:18, متى 8:18–9, متى 10:18, متى 12:18, متى 14:18, متى 15:18, متى 15:18–20, متى 15:18–35, متى 16:18, متى 17:18, متى 18:18, متى 18:18–20, متى 19:18, متى 20:18, متى 21:18–35, متى 22:18, متى 24:18, متى 26:18, متى 28:18, متى 34:18, متى 35:18, متى 1:19–34:20, متى 3:19, متى 4:19–5, متى 6:19, متى 7:19–8, متى 9:19, متى 11:19, متى 12:19, متى 13:19, متى 17:19, متى 21:19–22, متى 23:19, متى 24:19, متى 26:19, متى 28:19, متى 1:20–16, متى 8:20, متى 16:20, متى 20:20–21, متى 20:20–28, متى 21:20, متى 22:20, متى 23:20, متى 24:20, متى 25:20–28, متى 27:20, متى 28:20, متى 29:20–34, متى 1:21, متى 1:21–20:28, متى 3:21, متى 4:21–5, متى 11:21, متى 12:21, متى 12:21–13, متى 13:21, متى 15:21, متى 16:21, متى 19:21, متى 22:21, متى 23:21, متى 23:21–46:22, متى 24:21, متى 25:21, متى 27:21, متى 28:21–32, متى 28:21–14:22, متى 29:21, متى 32:21, متى 33:21–46, متى 34:21–35, متى 37:21, متى 40:21, متى 41:21, متى 42:21, متى 43:21, متى 44:21, متى 45:21, متى 1:22–14, متى 2:22, متى 3:22–5, متى 7:22, متى 8:22, متى 9:22, متى 10:22, متى 11:22, متى 13:22, متى 14:22, متى 15:22–22, متى 16:22, متى 17:22, متى 18:22, متى 20:22, متى 21:22, متى 23:22, متى 23:22–33, متى 29:22, متى 30:22, متى 31:22–32, متى 36:22, متى 37:22, متى 39:22, متى 40:22, متى 41:22–46, متى 42:22, متى 44:22, متى 45:22, متى 46:22, متى 1:23, متى 1:23–46:25, متى 2:23, متى 3:23, متى 4:23, متى 5:23, متى 6:23, متى 7:23, متى 8:23, متى 8:23–12, متى 9:23, متى 10:23, متى 11:23–12, متى 13:23, متى 13:23–36, متى 15:23, متى 16:23–22, متى 23:23, متى 24:23, متى 26:23, متى 27:23–28, متى 29:23, متى 32:23, متى 35:23, متى 37:23, متى 38:23, متى 39:23, متى 1:24, متى 1:24–31, متى 2:24, متى 3:24, متى 4:24–8, متى 5:24, متى 6:24, متى 8:24, متى 9:24, متى 10:24, متى 12:24, متى 13:24, متى 14:24, متى 15:24, متى 20:24, متى 21:24, متى 22:24, متى 24:24, متى 26:24, متى 26:24–28, متى 27:24–28, متى 29:24, متى 29:24–31, متى 30:24, متى 31:24, متى 33:24, متى 34:24, متى 35:24, متى 36:24, متى 37:24, متى 37:24–41, متى 37:24–46:25, متى 40:24–41, متى 42:24, متى 45:24, متى 45:24–51, متى 1:25, متى 1:25–13, متى 3:25, متى 5:25, متى 6:25, متى 14:25–30, متى 19:25, متى 21:25, متى 24:25, متى 29:25, متى 31:25, متى 31:25–46, متى 33:25, متى 34:25, متى 35:25–36, متى 37:25, متى 40:25, متى 46:25, متى 2:26, متى 3:26, متى 5:26, متى 6:26, متى 6:26–13, متى 7:26, متى 8:26, متى 12:26, متى 14:26–16, متى 18:26, متى 23:26, متى 24:26, متى 25:26, متى 26:26, متى 26: 26–29, متى 27:26, متى 28:26, متى 29:26, متى 30:26, متى 31:26, متى 32:26, متى 35:26, متى 36:26, متى 36:26–46, متى 37:26, متى 38:26, متى 39:26, متى 49:26, متى 51:26, متى 53:26, متى 54:26, متى 55:26, متى 56:26, متى 57:26–68, متى 57:26–26:27, متى 58:26, متى 59:26, متى 60:26, متى 61:26, متى 63:26, متى 64:26, متى 65:26, متى 67:26–68, متى 69:26–75, متى 73:26, متى 75:26, متى 1:27, متى 1:27–2, متى 2:27, متى 3:27, متى 3:27–10, متى 4:27, متى 5:27, متى 7:27, متى 8:27, متى 9:27–10, متى 11:27, متى 11:27–26, متى 15:27, متى 16:27, متى 19:27, متى 24:27, متى 25:27, متى 26:27, متى 27:27, متى 27:27–31, متى 28:27–29, متى 32:27, متى 32:27–44, متى 34:27, متى 35:27, متى 37:27, متى 38:27, متى 40:27, متى 45:27, متى 46:27, متى 47:27, متى 48:27, متى 50:27, متى 51:27, متى 52:27–53, متى 54:27, متى 58:27, متى 59:27–60, متى 62:27–66, متى 1:28, متى 1:28–10, متى 12:28, متى 13:28, متى 15:28, متى 17:28, متى 18:28, متى 19:28, متى 20:28</w:t>
       </w:r>
       <w:r>
         <w:rPr>

--- a/arb/docx/40.content.docx
+++ b/arb/docx/40.content.docx
@@ -163,21 +163,6 @@
           <w:lang w:val="ar_AE" w:bidi="ar_AE"/>
         </w:rPr>
         <w:t>MAT</w:t>
-      </w:r>
-      <w:r>
-        <w:rPr>
-          <w:lang w:val="ar_AE" w:bidi="ar_AE"/>
-        </w:rPr>
-      </w:r>
-    </w:p>
-    <w:p>
-      <w:pPr>
-        <w:bidi/>
-      </w:pPr>
-      <w:r>
-        <w:rPr>
-          <w:lang w:val="ar_AE" w:bidi="ar_AE"/>
-        </w:rPr>
       </w:r>
       <w:r>
         <w:rPr>

--- a/arb/docx/40.content.docx
+++ b/arb/docx/40.content.docx
@@ -22,7 +22,7 @@
         <w:rPr>
           <w:lang w:val="ar_AE" w:bidi="ar_AE"/>
         </w:rPr>
-        <w:t>Resource: ملاحظات الدراسة (تينديل)</w:t>
+        <w:t>Resource: Tyndale Open Study Notes</w:t>
       </w:r>
       <w:r>
         <w:rPr>
@@ -122,7 +122,7 @@
         <w:rPr>
           <w:lang w:val="ar_AE" w:bidi="ar_AE"/>
         </w:rPr>
-        <w:t>ملاحظات الدراسة (تينديل)</w:t>
+        <w:t>Tyndale Open Study Notes</w:t>
       </w:r>
     </w:p>
     <w:p>

--- a/arb/docx/40.content.docx
+++ b/arb/docx/40.content.docx
@@ -22,7 +22,7 @@
         <w:rPr>
           <w:lang w:val="ar_AE" w:bidi="ar_AE"/>
         </w:rPr>
-        <w:t>Resource: Tyndale Open Study Notes</w:t>
+        <w:t>Resource: Aquifer Open Study Notes</w:t>
       </w:r>
       <w:r>
         <w:rPr>
@@ -122,7 +122,7 @@
         <w:rPr>
           <w:lang w:val="ar_AE" w:bidi="ar_AE"/>
         </w:rPr>
-        <w:t>Tyndale Open Study Notes</w:t>
+        <w:t>Aquifer Open Study Notes</w:t>
       </w:r>
     </w:p>
     <w:p>
